--- a/exports/table4.docx
+++ b/exports/table4.docx
@@ -736,7 +736,7 @@
                 <w:rFonts w:ascii="Calibri" w:hAnsi="Calibri"/>
                 <w:sz w:val="20"/>
               </w:rPr>
-              <w:t xml:space="default">0.394</w:t>
+              <w:t xml:space="default">0.39</w:t>
             </w:r>
           </w:p>
         </w:tc>
@@ -784,7 +784,7 @@
                 <w:rFonts w:ascii="Calibri" w:hAnsi="Calibri"/>
                 <w:sz w:val="20"/>
               </w:rPr>
-              <w:t xml:space="default">0.395</w:t>
+              <w:t xml:space="default">0.40</w:t>
             </w:r>
           </w:p>
         </w:tc>
@@ -832,7 +832,7 @@
                 <w:rFonts w:ascii="Calibri" w:hAnsi="Calibri"/>
                 <w:sz w:val="20"/>
               </w:rPr>
-              <w:t xml:space="default">0.404</w:t>
+              <w:t xml:space="default">0.40</w:t>
             </w:r>
           </w:p>
         </w:tc>
@@ -880,7 +880,7 @@
                 <w:rFonts w:ascii="Calibri" w:hAnsi="Calibri"/>
                 <w:sz w:val="20"/>
               </w:rPr>
-              <w:t xml:space="default">0.638</w:t>
+              <w:t xml:space="default">0.64</w:t>
             </w:r>
           </w:p>
         </w:tc>
@@ -928,7 +928,7 @@
                 <w:rFonts w:ascii="Calibri" w:hAnsi="Calibri"/>
                 <w:sz w:val="20"/>
               </w:rPr>
-              <w:t xml:space="default">0.396</w:t>
+              <w:t xml:space="default">0.40</w:t>
             </w:r>
           </w:p>
         </w:tc>
@@ -976,7 +976,7 @@
                 <w:rFonts w:ascii="Calibri" w:hAnsi="Calibri"/>
                 <w:sz w:val="20"/>
               </w:rPr>
-              <w:t xml:space="default">0.862</w:t>
+              <w:t xml:space="default">0.86</w:t>
             </w:r>
           </w:p>
         </w:tc>
@@ -1024,7 +1024,7 @@
                 <w:rFonts w:ascii="Calibri" w:hAnsi="Calibri"/>
                 <w:sz w:val="20"/>
               </w:rPr>
-              <w:t xml:space="default">0.861</w:t>
+              <w:t xml:space="default">0.86</w:t>
             </w:r>
           </w:p>
         </w:tc>
@@ -1072,7 +1072,7 @@
                 <w:rFonts w:ascii="Calibri" w:hAnsi="Calibri"/>
                 <w:sz w:val="20"/>
               </w:rPr>
-              <w:t xml:space="default">0.995</w:t>
+              <w:t xml:space="default">0.99</w:t>
             </w:r>
           </w:p>
         </w:tc>
@@ -1197,7 +1197,7 @@
                 <w:rFonts w:ascii="Calibri" w:hAnsi="Calibri"/>
                 <w:sz w:val="20"/>
               </w:rPr>
-              <w:t xml:space="default">0.467</w:t>
+              <w:t xml:space="default">0.47</w:t>
             </w:r>
           </w:p>
         </w:tc>
@@ -1245,7 +1245,7 @@
                 <w:rFonts w:ascii="Calibri" w:hAnsi="Calibri"/>
                 <w:sz w:val="20"/>
               </w:rPr>
-              <w:t xml:space="default">0.533</w:t>
+              <w:t xml:space="default">0.53</w:t>
             </w:r>
           </w:p>
         </w:tc>
@@ -1293,7 +1293,7 @@
                 <w:rFonts w:ascii="Calibri" w:hAnsi="Calibri"/>
                 <w:sz w:val="20"/>
               </w:rPr>
-              <w:t xml:space="default">0.286</w:t>
+              <w:t xml:space="default">0.29</w:t>
             </w:r>
           </w:p>
         </w:tc>
@@ -1341,7 +1341,7 @@
                 <w:rFonts w:ascii="Calibri" w:hAnsi="Calibri"/>
                 <w:sz w:val="20"/>
               </w:rPr>
-              <w:t xml:space="default">0.490</w:t>
+              <w:t xml:space="default">0.49</w:t>
             </w:r>
           </w:p>
         </w:tc>
@@ -1389,7 +1389,7 @@
                 <w:rFonts w:ascii="Calibri" w:hAnsi="Calibri"/>
                 <w:sz w:val="20"/>
               </w:rPr>
-              <w:t xml:space="default">0.598</w:t>
+              <w:t xml:space="default">0.60</w:t>
             </w:r>
           </w:p>
         </w:tc>
@@ -1437,7 +1437,7 @@
                 <w:rFonts w:ascii="Calibri" w:hAnsi="Calibri"/>
                 <w:sz w:val="20"/>
               </w:rPr>
-              <w:t xml:space="default">0.604</w:t>
+              <w:t xml:space="default">0.60</w:t>
             </w:r>
           </w:p>
         </w:tc>
@@ -1485,7 +1485,7 @@
                 <w:rFonts w:ascii="Calibri" w:hAnsi="Calibri"/>
                 <w:sz w:val="20"/>
               </w:rPr>
-              <w:t xml:space="default">0.436</w:t>
+              <w:t xml:space="default">0.44</w:t>
             </w:r>
           </w:p>
         </w:tc>
@@ -1658,7 +1658,7 @@
                 <w:rFonts w:ascii="Calibri" w:hAnsi="Calibri"/>
                 <w:sz w:val="20"/>
               </w:rPr>
-              <w:t xml:space="default">0.760</w:t>
+              <w:t xml:space="default">0.76</w:t>
             </w:r>
           </w:p>
         </w:tc>
@@ -1706,7 +1706,7 @@
                 <w:rFonts w:ascii="Calibri" w:hAnsi="Calibri"/>
                 <w:sz w:val="20"/>
               </w:rPr>
-              <w:t xml:space="default">0.508</w:t>
+              <w:t xml:space="default">0.51</w:t>
             </w:r>
           </w:p>
         </w:tc>
@@ -1754,7 +1754,7 @@
                 <w:rFonts w:ascii="Calibri" w:hAnsi="Calibri"/>
                 <w:sz w:val="20"/>
               </w:rPr>
-              <w:t xml:space="default">0.740</w:t>
+              <w:t xml:space="default">0.74</w:t>
             </w:r>
           </w:p>
         </w:tc>
@@ -1802,7 +1802,7 @@
                 <w:rFonts w:ascii="Calibri" w:hAnsi="Calibri"/>
                 <w:sz w:val="20"/>
               </w:rPr>
-              <w:t xml:space="default">0.904</w:t>
+              <w:t xml:space="default">0.90</w:t>
             </w:r>
           </w:p>
         </w:tc>
@@ -1850,7 +1850,7 @@
                 <w:rFonts w:ascii="Calibri" w:hAnsi="Calibri"/>
                 <w:sz w:val="20"/>
               </w:rPr>
-              <w:t xml:space="default">0.909</w:t>
+              <w:t xml:space="default">0.91</w:t>
             </w:r>
           </w:p>
         </w:tc>
@@ -1898,7 +1898,7 @@
                 <w:rFonts w:ascii="Calibri" w:hAnsi="Calibri"/>
                 <w:sz w:val="20"/>
               </w:rPr>
-              <w:t xml:space="default">0.791</w:t>
+              <w:t xml:space="default">0.79</w:t>
             </w:r>
           </w:p>
         </w:tc>
@@ -2119,7 +2119,7 @@
                 <w:rFonts w:ascii="Calibri" w:hAnsi="Calibri"/>
                 <w:sz w:val="20"/>
               </w:rPr>
-              <w:t xml:space="default">0.122</w:t>
+              <w:t xml:space="default">0.12</w:t>
             </w:r>
           </w:p>
         </w:tc>
@@ -2215,7 +2215,7 @@
                 <w:rFonts w:ascii="Calibri" w:hAnsi="Calibri"/>
                 <w:sz w:val="20"/>
               </w:rPr>
-              <w:t xml:space="default">0.004</w:t>
+              <w:t xml:space="default">0.00</w:t>
             </w:r>
           </w:p>
         </w:tc>
@@ -2263,7 +2263,7 @@
                 <w:rFonts w:ascii="Calibri" w:hAnsi="Calibri"/>
                 <w:sz w:val="20"/>
               </w:rPr>
-              <w:t xml:space="default">0.004</w:t>
+              <w:t xml:space="default">0.00</w:t>
             </w:r>
           </w:p>
         </w:tc>
@@ -2311,7 +2311,7 @@
                 <w:rFonts w:ascii="Calibri" w:hAnsi="Calibri"/>
                 <w:sz w:val="20"/>
               </w:rPr>
-              <w:t xml:space="default">0.003</w:t>
+              <w:t xml:space="default">0.00</w:t>
             </w:r>
           </w:p>
         </w:tc>
@@ -2532,7 +2532,7 @@
                 <w:rFonts w:ascii="Calibri" w:hAnsi="Calibri"/>
                 <w:sz w:val="20"/>
               </w:rPr>
-              <w:t xml:space="default">0.410</w:t>
+              <w:t xml:space="default">0.41</w:t>
             </w:r>
           </w:p>
         </w:tc>
@@ -2628,7 +2628,7 @@
                 <w:rFonts w:ascii="Calibri" w:hAnsi="Calibri"/>
                 <w:sz w:val="20"/>
               </w:rPr>
-              <w:t xml:space="default">0.161</w:t>
+              <w:t xml:space="default">0.16</w:t>
             </w:r>
           </w:p>
         </w:tc>
@@ -2676,7 +2676,7 @@
                 <w:rFonts w:ascii="Calibri" w:hAnsi="Calibri"/>
                 <w:sz w:val="20"/>
               </w:rPr>
-              <w:t xml:space="default">0.162</w:t>
+              <w:t xml:space="default">0.16</w:t>
             </w:r>
           </w:p>
         </w:tc>
@@ -2724,7 +2724,7 @@
                 <w:rFonts w:ascii="Calibri" w:hAnsi="Calibri"/>
                 <w:sz w:val="20"/>
               </w:rPr>
-              <w:t xml:space="default">0.175</w:t>
+              <w:t xml:space="default">0.17</w:t>
             </w:r>
           </w:p>
         </w:tc>
@@ -2993,7 +2993,7 @@
                 <w:rFonts w:ascii="Calibri" w:hAnsi="Calibri"/>
                 <w:sz w:val="20"/>
               </w:rPr>
-              <w:t xml:space="default">0.528</w:t>
+              <w:t xml:space="default">0.53</w:t>
             </w:r>
           </w:p>
         </w:tc>
@@ -3454,7 +3454,7 @@
                 <w:rFonts w:ascii="Calibri" w:hAnsi="Calibri"/>
                 <w:sz w:val="20"/>
               </w:rPr>
-              <w:t xml:space="default">0.657</w:t>
+              <w:t xml:space="default">0.66</w:t>
             </w:r>
           </w:p>
         </w:tc>
@@ -3502,7 +3502,7 @@
                 <w:rFonts w:ascii="Calibri" w:hAnsi="Calibri"/>
                 <w:sz w:val="20"/>
               </w:rPr>
-              <w:t xml:space="default">0.659</w:t>
+              <w:t xml:space="default">0.66</w:t>
             </w:r>
           </w:p>
         </w:tc>
@@ -3550,7 +3550,7 @@
                 <w:rFonts w:ascii="Calibri" w:hAnsi="Calibri"/>
                 <w:sz w:val="20"/>
               </w:rPr>
-              <w:t xml:space="default">0.692</w:t>
+              <w:t xml:space="default">0.69</w:t>
             </w:r>
           </w:p>
         </w:tc>
@@ -3915,7 +3915,7 @@
                 <w:rFonts w:ascii="Calibri" w:hAnsi="Calibri"/>
                 <w:sz w:val="20"/>
               </w:rPr>
-              <w:t xml:space="default">0.974</w:t>
+              <w:t xml:space="default">0.97</w:t>
             </w:r>
           </w:p>
         </w:tc>
@@ -3963,7 +3963,7 @@
                 <w:rFonts w:ascii="Calibri" w:hAnsi="Calibri"/>
                 <w:sz w:val="20"/>
               </w:rPr>
-              <w:t xml:space="default">0.401</w:t>
+              <w:t xml:space="default">0.40</w:t>
             </w:r>
           </w:p>
         </w:tc>
@@ -4376,7 +4376,7 @@
                 <w:rFonts w:ascii="Calibri" w:hAnsi="Calibri"/>
                 <w:sz w:val="20"/>
               </w:rPr>
-              <w:t xml:space="default">0.591</w:t>
+              <w:t xml:space="default">0.59</w:t>
             </w:r>
           </w:p>
         </w:tc>
@@ -4789,7 +4789,7 @@
                 <w:rFonts w:ascii="Calibri" w:hAnsi="Calibri"/>
                 <w:sz w:val="20"/>
               </w:rPr>
-              <w:t xml:space="default">0.734</w:t>
+              <w:t xml:space="default">0.73</w:t>
             </w:r>
           </w:p>
         </w:tc>
@@ -5202,7 +5202,7 @@
                 <w:rFonts w:ascii="Calibri" w:hAnsi="Calibri"/>
                 <w:sz w:val="20"/>
               </w:rPr>
-              <w:t xml:space="default">0.255</w:t>
+              <w:t xml:space="default">0.25</w:t>
             </w:r>
           </w:p>
         </w:tc>
